--- a/docs/tables/heatmap/cont_nonindex_melphalan_overdose.docx
+++ b/docs/tables/heatmap/cont_nonindex_melphalan_overdose.docx
@@ -1276,7 +1276,7 @@
               <w:left w:val="none" w:sz="0" w:space="0" w:color="000000"/>
               <w:right w:val="none" w:sz="0" w:space="0" w:color="000000"/>
             </w:tcBorders>
-            <w:shd w:val="clear" w:color="auto" w:fill="E4AFB6"/>
+            <w:shd w:val="clear" w:color="auto" w:fill="FDAE4A"/>
             <w:tcMar>
               <w:top w:w="0" w:type="dxa"/>
               <w:bottom w:w="0" w:type="dxa"/>
@@ -1329,7 +1329,7 @@
               <w:left w:val="none" w:sz="0" w:space="0" w:color="000000"/>
               <w:right w:val="none" w:sz="0" w:space="0" w:color="000000"/>
             </w:tcBorders>
-            <w:shd w:val="clear" w:color="auto" w:fill="E1A7AE"/>
+            <w:shd w:val="clear" w:color="auto" w:fill="FCA145"/>
             <w:tcMar>
               <w:top w:w="0" w:type="dxa"/>
               <w:bottom w:w="0" w:type="dxa"/>
@@ -1382,7 +1382,7 @@
               <w:left w:val="none" w:sz="0" w:space="0" w:color="000000"/>
               <w:right w:val="none" w:sz="0" w:space="0" w:color="000000"/>
             </w:tcBorders>
-            <w:shd w:val="clear" w:color="auto" w:fill="E7B7BD"/>
+            <w:shd w:val="clear" w:color="auto" w:fill="FEB651"/>
             <w:tcMar>
               <w:top w:w="0" w:type="dxa"/>
               <w:bottom w:w="0" w:type="dxa"/>
@@ -1435,7 +1435,7 @@
               <w:left w:val="none" w:sz="0" w:space="0" w:color="000000"/>
               <w:right w:val="none" w:sz="0" w:space="0" w:color="000000"/>
             </w:tcBorders>
-            <w:shd w:val="clear" w:color="auto" w:fill="C85A68"/>
+            <w:shd w:val="clear" w:color="auto" w:fill="E73621"/>
             <w:tcMar>
               <w:top w:w="0" w:type="dxa"/>
               <w:bottom w:w="0" w:type="dxa"/>
@@ -1488,7 +1488,7 @@
               <w:left w:val="none" w:sz="0" w:space="0" w:color="000000"/>
               <w:right w:val="none" w:sz="0" w:space="0" w:color="000000"/>
             </w:tcBorders>
-            <w:shd w:val="clear" w:color="auto" w:fill="D78992"/>
+            <w:shd w:val="clear" w:color="auto" w:fill="F67234"/>
             <w:tcMar>
               <w:top w:w="0" w:type="dxa"/>
               <w:bottom w:w="0" w:type="dxa"/>
@@ -1541,7 +1541,7 @@
               <w:left w:val="none" w:sz="0" w:space="0" w:color="000000"/>
               <w:right w:val="none" w:sz="0" w:space="0" w:color="000000"/>
             </w:tcBorders>
-            <w:shd w:val="clear" w:color="auto" w:fill="E5B2B9"/>
+            <w:shd w:val="clear" w:color="auto" w:fill="FEB24C"/>
             <w:tcMar>
               <w:top w:w="0" w:type="dxa"/>
               <w:bottom w:w="0" w:type="dxa"/>
@@ -1594,7 +1594,7 @@
               <w:left w:val="none" w:sz="0" w:space="0" w:color="000000"/>
               <w:right w:val="none" w:sz="0" w:space="0" w:color="000000"/>
             </w:tcBorders>
-            <w:shd w:val="clear" w:color="auto" w:fill="F2D8DB"/>
+            <w:shd w:val="clear" w:color="auto" w:fill="FECF76"/>
             <w:tcMar>
               <w:top w:w="0" w:type="dxa"/>
               <w:bottom w:w="0" w:type="dxa"/>
@@ -1647,7 +1647,7 @@
               <w:left w:val="none" w:sz="0" w:space="0" w:color="000000"/>
               <w:right w:val="none" w:sz="0" w:space="0" w:color="000000"/>
             </w:tcBorders>
-            <w:shd w:val="clear" w:color="auto" w:fill="E6B4BA"/>
+            <w:shd w:val="clear" w:color="auto" w:fill="FEB34E"/>
             <w:tcMar>
               <w:top w:w="0" w:type="dxa"/>
               <w:bottom w:w="0" w:type="dxa"/>
@@ -1700,7 +1700,7 @@
               <w:left w:val="none" w:sz="0" w:space="0" w:color="000000"/>
               <w:right w:val="none" w:sz="0" w:space="0" w:color="000000"/>
             </w:tcBorders>
-            <w:shd w:val="clear" w:color="auto" w:fill="DB939C"/>
+            <w:shd w:val="clear" w:color="auto" w:fill="F8823A"/>
             <w:tcMar>
               <w:top w:w="0" w:type="dxa"/>
               <w:bottom w:w="0" w:type="dxa"/>
@@ -1753,7 +1753,7 @@
               <w:left w:val="none" w:sz="0" w:space="0" w:color="000000"/>
               <w:right w:val="none" w:sz="0" w:space="0" w:color="000000"/>
             </w:tcBorders>
-            <w:shd w:val="clear" w:color="auto" w:fill="EDC9CE"/>
+            <w:shd w:val="clear" w:color="auto" w:fill="FEC466"/>
             <w:tcMar>
               <w:top w:w="0" w:type="dxa"/>
               <w:bottom w:w="0" w:type="dxa"/>
@@ -1806,7 +1806,7 @@
               <w:left w:val="none" w:sz="0" w:space="0" w:color="000000"/>
               <w:right w:val="none" w:sz="0" w:space="0" w:color="000000"/>
             </w:tcBorders>
-            <w:shd w:val="clear" w:color="auto" w:fill="C44F5D"/>
+            <w:shd w:val="clear" w:color="auto" w:fill="DE3123"/>
             <w:tcMar>
               <w:top w:w="0" w:type="dxa"/>
               <w:bottom w:w="0" w:type="dxa"/>
@@ -1960,7 +1960,7 @@
               <w:left w:val="none" w:sz="0" w:space="0" w:color="000000"/>
               <w:right w:val="none" w:sz="0" w:space="0" w:color="000000"/>
             </w:tcBorders>
-            <w:shd w:val="clear" w:color="auto" w:fill="EECED2"/>
+            <w:shd w:val="clear" w:color="auto" w:fill="FEC76B"/>
             <w:tcMar>
               <w:top w:w="0" w:type="dxa"/>
               <w:bottom w:w="0" w:type="dxa"/>
@@ -2013,7 +2013,7 @@
               <w:left w:val="none" w:sz="0" w:space="0" w:color="000000"/>
               <w:right w:val="none" w:sz="0" w:space="0" w:color="000000"/>
             </w:tcBorders>
-            <w:shd w:val="clear" w:color="auto" w:fill="EBC4C9"/>
+            <w:shd w:val="clear" w:color="auto" w:fill="FEC060"/>
             <w:tcMar>
               <w:top w:w="0" w:type="dxa"/>
               <w:bottom w:w="0" w:type="dxa"/>
@@ -2066,7 +2066,7 @@
               <w:left w:val="none" w:sz="0" w:space="0" w:color="000000"/>
               <w:right w:val="none" w:sz="0" w:space="0" w:color="000000"/>
             </w:tcBorders>
-            <w:shd w:val="clear" w:color="auto" w:fill="F1D7DA"/>
+            <w:shd w:val="clear" w:color="auto" w:fill="FECE75"/>
             <w:tcMar>
               <w:top w:w="0" w:type="dxa"/>
               <w:bottom w:w="0" w:type="dxa"/>
@@ -2119,7 +2119,7 @@
               <w:left w:val="none" w:sz="0" w:space="0" w:color="000000"/>
               <w:right w:val="none" w:sz="0" w:space="0" w:color="000000"/>
             </w:tcBorders>
-            <w:shd w:val="clear" w:color="auto" w:fill="DD9AA2"/>
+            <w:shd w:val="clear" w:color="auto" w:fill="F98D3E"/>
             <w:tcMar>
               <w:top w:w="0" w:type="dxa"/>
               <w:bottom w:w="0" w:type="dxa"/>
@@ -2172,7 +2172,7 @@
               <w:left w:val="none" w:sz="0" w:space="0" w:color="000000"/>
               <w:right w:val="none" w:sz="0" w:space="0" w:color="000000"/>
             </w:tcBorders>
-            <w:shd w:val="clear" w:color="auto" w:fill="E6B4BA"/>
+            <w:shd w:val="clear" w:color="auto" w:fill="FEB34E"/>
             <w:tcMar>
               <w:top w:w="0" w:type="dxa"/>
               <w:bottom w:w="0" w:type="dxa"/>
@@ -2225,7 +2225,7 @@
               <w:left w:val="none" w:sz="0" w:space="0" w:color="000000"/>
               <w:right w:val="none" w:sz="0" w:space="0" w:color="000000"/>
             </w:tcBorders>
-            <w:shd w:val="clear" w:color="auto" w:fill="F0D3D6"/>
+            <w:shd w:val="clear" w:color="auto" w:fill="FECB70"/>
             <w:tcMar>
               <w:top w:w="0" w:type="dxa"/>
               <w:bottom w:w="0" w:type="dxa"/>
@@ -2278,7 +2278,7 @@
               <w:left w:val="none" w:sz="0" w:space="0" w:color="000000"/>
               <w:right w:val="none" w:sz="0" w:space="0" w:color="000000"/>
             </w:tcBorders>
-            <w:shd w:val="clear" w:color="auto" w:fill="F6E5E7"/>
+            <w:shd w:val="clear" w:color="auto" w:fill="FED984"/>
             <w:tcMar>
               <w:top w:w="0" w:type="dxa"/>
               <w:bottom w:w="0" w:type="dxa"/>
@@ -2331,7 +2331,7 @@
               <w:left w:val="none" w:sz="0" w:space="0" w:color="000000"/>
               <w:right w:val="none" w:sz="0" w:space="0" w:color="000000"/>
             </w:tcBorders>
-            <w:shd w:val="clear" w:color="auto" w:fill="EFD0D4"/>
+            <w:shd w:val="clear" w:color="auto" w:fill="FEC96D"/>
             <w:tcMar>
               <w:top w:w="0" w:type="dxa"/>
               <w:bottom w:w="0" w:type="dxa"/>
@@ -2384,7 +2384,7 @@
               <w:left w:val="none" w:sz="0" w:space="0" w:color="000000"/>
               <w:right w:val="none" w:sz="0" w:space="0" w:color="000000"/>
             </w:tcBorders>
-            <w:shd w:val="clear" w:color="auto" w:fill="E9BEC3"/>
+            <w:shd w:val="clear" w:color="auto" w:fill="FEBB59"/>
             <w:tcMar>
               <w:top w:w="0" w:type="dxa"/>
               <w:bottom w:w="0" w:type="dxa"/>
@@ -2437,7 +2437,7 @@
               <w:left w:val="none" w:sz="0" w:space="0" w:color="000000"/>
               <w:right w:val="none" w:sz="0" w:space="0" w:color="000000"/>
             </w:tcBorders>
-            <w:shd w:val="clear" w:color="auto" w:fill="F1D6D9"/>
+            <w:shd w:val="clear" w:color="auto" w:fill="FECD73"/>
             <w:tcMar>
               <w:top w:w="0" w:type="dxa"/>
               <w:bottom w:w="0" w:type="dxa"/>
@@ -2490,7 +2490,7 @@
               <w:left w:val="none" w:sz="0" w:space="0" w:color="000000"/>
               <w:right w:val="none" w:sz="0" w:space="0" w:color="000000"/>
             </w:tcBorders>
-            <w:shd w:val="clear" w:color="auto" w:fill="E5B2B8"/>
+            <w:shd w:val="clear" w:color="auto" w:fill="FEB24C"/>
             <w:tcMar>
               <w:top w:w="0" w:type="dxa"/>
               <w:bottom w:w="0" w:type="dxa"/>
@@ -2656,7 +2656,7 @@
               <w:left w:val="none" w:sz="0" w:space="0" w:color="000000"/>
               <w:right w:val="none" w:sz="0" w:space="0" w:color="000000"/>
             </w:tcBorders>
-            <w:shd w:val="clear" w:color="auto" w:fill="F8EBED"/>
+            <w:shd w:val="clear" w:color="auto" w:fill="FEDE8B"/>
             <w:tcMar>
               <w:top w:w="0" w:type="dxa"/>
               <w:bottom w:w="0" w:type="dxa"/>
@@ -2709,7 +2709,7 @@
               <w:left w:val="none" w:sz="0" w:space="0" w:color="000000"/>
               <w:right w:val="none" w:sz="0" w:space="0" w:color="000000"/>
             </w:tcBorders>
-            <w:shd w:val="clear" w:color="auto" w:fill="F6E6E8"/>
+            <w:shd w:val="clear" w:color="auto" w:fill="FEDA85"/>
             <w:tcMar>
               <w:top w:w="0" w:type="dxa"/>
               <w:bottom w:w="0" w:type="dxa"/>
@@ -2762,7 +2762,7 @@
               <w:left w:val="none" w:sz="0" w:space="0" w:color="000000"/>
               <w:right w:val="none" w:sz="0" w:space="0" w:color="000000"/>
             </w:tcBorders>
-            <w:shd w:val="clear" w:color="auto" w:fill="FAF1F2"/>
+            <w:shd w:val="clear" w:color="auto" w:fill="FEE290"/>
             <w:tcMar>
               <w:top w:w="0" w:type="dxa"/>
               <w:bottom w:w="0" w:type="dxa"/>
@@ -2815,7 +2815,7 @@
               <w:left w:val="none" w:sz="0" w:space="0" w:color="000000"/>
               <w:right w:val="none" w:sz="0" w:space="0" w:color="000000"/>
             </w:tcBorders>
-            <w:shd w:val="clear" w:color="auto" w:fill="F6E5E7"/>
+            <w:shd w:val="clear" w:color="auto" w:fill="FED984"/>
             <w:tcMar>
               <w:top w:w="0" w:type="dxa"/>
               <w:bottom w:w="0" w:type="dxa"/>
@@ -2868,7 +2868,7 @@
               <w:left w:val="none" w:sz="0" w:space="0" w:color="000000"/>
               <w:right w:val="none" w:sz="0" w:space="0" w:color="000000"/>
             </w:tcBorders>
-            <w:shd w:val="clear" w:color="auto" w:fill="F6E5E7"/>
+            <w:shd w:val="clear" w:color="auto" w:fill="FED984"/>
             <w:tcMar>
               <w:top w:w="0" w:type="dxa"/>
               <w:bottom w:w="0" w:type="dxa"/>
@@ -2921,7 +2921,7 @@
               <w:left w:val="none" w:sz="0" w:space="0" w:color="000000"/>
               <w:right w:val="none" w:sz="0" w:space="0" w:color="000000"/>
             </w:tcBorders>
-            <w:shd w:val="clear" w:color="auto" w:fill="F7E8EA"/>
+            <w:shd w:val="clear" w:color="auto" w:fill="FEDB87"/>
             <w:tcMar>
               <w:top w:w="0" w:type="dxa"/>
               <w:bottom w:w="0" w:type="dxa"/>
@@ -2974,7 +2974,7 @@
               <w:left w:val="none" w:sz="0" w:space="0" w:color="000000"/>
               <w:right w:val="none" w:sz="0" w:space="0" w:color="000000"/>
             </w:tcBorders>
-            <w:shd w:val="clear" w:color="auto" w:fill="FCF6F7"/>
+            <w:shd w:val="clear" w:color="auto" w:fill="FEE696"/>
             <w:tcMar>
               <w:top w:w="0" w:type="dxa"/>
               <w:bottom w:w="0" w:type="dxa"/>
@@ -3027,7 +3027,7 @@
               <w:left w:val="none" w:sz="0" w:space="0" w:color="000000"/>
               <w:right w:val="none" w:sz="0" w:space="0" w:color="000000"/>
             </w:tcBorders>
-            <w:shd w:val="clear" w:color="auto" w:fill="F8EAEB"/>
+            <w:shd w:val="clear" w:color="auto" w:fill="FEDD89"/>
             <w:tcMar>
               <w:top w:w="0" w:type="dxa"/>
               <w:bottom w:w="0" w:type="dxa"/>
@@ -3080,7 +3080,7 @@
               <w:left w:val="none" w:sz="0" w:space="0" w:color="000000"/>
               <w:right w:val="none" w:sz="0" w:space="0" w:color="000000"/>
             </w:tcBorders>
-            <w:shd w:val="clear" w:color="auto" w:fill="FCF6F7"/>
+            <w:shd w:val="clear" w:color="auto" w:fill="FEE696"/>
             <w:tcMar>
               <w:top w:w="0" w:type="dxa"/>
               <w:bottom w:w="0" w:type="dxa"/>
@@ -3133,7 +3133,7 @@
               <w:left w:val="none" w:sz="0" w:space="0" w:color="000000"/>
               <w:right w:val="none" w:sz="0" w:space="0" w:color="000000"/>
             </w:tcBorders>
-            <w:shd w:val="clear" w:color="auto" w:fill="F8EAEC"/>
+            <w:shd w:val="clear" w:color="auto" w:fill="FEDD8A"/>
             <w:tcMar>
               <w:top w:w="0" w:type="dxa"/>
               <w:bottom w:w="0" w:type="dxa"/>
@@ -3186,7 +3186,7 @@
               <w:left w:val="none" w:sz="0" w:space="0" w:color="000000"/>
               <w:right w:val="none" w:sz="0" w:space="0" w:color="000000"/>
             </w:tcBorders>
-            <w:shd w:val="clear" w:color="auto" w:fill="F9EDEE"/>
+            <w:shd w:val="clear" w:color="auto" w:fill="FEDF8C"/>
             <w:tcMar>
               <w:top w:w="0" w:type="dxa"/>
               <w:bottom w:w="0" w:type="dxa"/>
@@ -3340,7 +3340,7 @@
               <w:left w:val="none" w:sz="0" w:space="0" w:color="000000"/>
               <w:right w:val="none" w:sz="0" w:space="0" w:color="000000"/>
             </w:tcBorders>
-            <w:shd w:val="clear" w:color="auto" w:fill="F7E7E9"/>
+            <w:shd w:val="clear" w:color="auto" w:fill="FEDB86"/>
             <w:tcMar>
               <w:top w:w="0" w:type="dxa"/>
               <w:bottom w:w="0" w:type="dxa"/>
@@ -3393,7 +3393,7 @@
               <w:left w:val="none" w:sz="0" w:space="0" w:color="000000"/>
               <w:right w:val="none" w:sz="0" w:space="0" w:color="000000"/>
             </w:tcBorders>
-            <w:shd w:val="clear" w:color="auto" w:fill="F4E0E3"/>
+            <w:shd w:val="clear" w:color="auto" w:fill="FED57F"/>
             <w:tcMar>
               <w:top w:w="0" w:type="dxa"/>
               <w:bottom w:w="0" w:type="dxa"/>
@@ -3446,7 +3446,7 @@
               <w:left w:val="none" w:sz="0" w:space="0" w:color="000000"/>
               <w:right w:val="none" w:sz="0" w:space="0" w:color="000000"/>
             </w:tcBorders>
-            <w:shd w:val="clear" w:color="auto" w:fill="F9EEF0"/>
+            <w:shd w:val="clear" w:color="auto" w:fill="FEE08E"/>
             <w:tcMar>
               <w:top w:w="0" w:type="dxa"/>
               <w:bottom w:w="0" w:type="dxa"/>
@@ -3499,7 +3499,7 @@
               <w:left w:val="none" w:sz="0" w:space="0" w:color="000000"/>
               <w:right w:val="none" w:sz="0" w:space="0" w:color="000000"/>
             </w:tcBorders>
-            <w:shd w:val="clear" w:color="auto" w:fill="F2D9DC"/>
+            <w:shd w:val="clear" w:color="auto" w:fill="FED076"/>
             <w:tcMar>
               <w:top w:w="0" w:type="dxa"/>
               <w:bottom w:w="0" w:type="dxa"/>
@@ -3552,7 +3552,7 @@
               <w:left w:val="none" w:sz="0" w:space="0" w:color="000000"/>
               <w:right w:val="none" w:sz="0" w:space="0" w:color="000000"/>
             </w:tcBorders>
-            <w:shd w:val="clear" w:color="auto" w:fill="F6E5E7"/>
+            <w:shd w:val="clear" w:color="auto" w:fill="FED984"/>
             <w:tcMar>
               <w:top w:w="0" w:type="dxa"/>
               <w:bottom w:w="0" w:type="dxa"/>
@@ -3605,7 +3605,7 @@
               <w:left w:val="none" w:sz="0" w:space="0" w:color="000000"/>
               <w:right w:val="none" w:sz="0" w:space="0" w:color="000000"/>
             </w:tcBorders>
-            <w:shd w:val="clear" w:color="auto" w:fill="F6E4E6"/>
+            <w:shd w:val="clear" w:color="auto" w:fill="FED883"/>
             <w:tcMar>
               <w:top w:w="0" w:type="dxa"/>
               <w:bottom w:w="0" w:type="dxa"/>
@@ -3658,7 +3658,7 @@
               <w:left w:val="none" w:sz="0" w:space="0" w:color="000000"/>
               <w:right w:val="none" w:sz="0" w:space="0" w:color="000000"/>
             </w:tcBorders>
-            <w:shd w:val="clear" w:color="auto" w:fill="FAF0F1"/>
+            <w:shd w:val="clear" w:color="auto" w:fill="FEE190"/>
             <w:tcMar>
               <w:top w:w="0" w:type="dxa"/>
               <w:bottom w:w="0" w:type="dxa"/>
@@ -3711,7 +3711,7 @@
               <w:left w:val="none" w:sz="0" w:space="0" w:color="000000"/>
               <w:right w:val="none" w:sz="0" w:space="0" w:color="000000"/>
             </w:tcBorders>
-            <w:shd w:val="clear" w:color="auto" w:fill="F6E6E8"/>
+            <w:shd w:val="clear" w:color="auto" w:fill="FEDA85"/>
             <w:tcMar>
               <w:top w:w="0" w:type="dxa"/>
               <w:bottom w:w="0" w:type="dxa"/>
@@ -3764,7 +3764,7 @@
               <w:left w:val="none" w:sz="0" w:space="0" w:color="000000"/>
               <w:right w:val="none" w:sz="0" w:space="0" w:color="000000"/>
             </w:tcBorders>
-            <w:shd w:val="clear" w:color="auto" w:fill="FAF1F2"/>
+            <w:shd w:val="clear" w:color="auto" w:fill="FEE291"/>
             <w:tcMar>
               <w:top w:w="0" w:type="dxa"/>
               <w:bottom w:w="0" w:type="dxa"/>
@@ -3817,7 +3817,7 @@
               <w:left w:val="none" w:sz="0" w:space="0" w:color="000000"/>
               <w:right w:val="none" w:sz="0" w:space="0" w:color="000000"/>
             </w:tcBorders>
-            <w:shd w:val="clear" w:color="auto" w:fill="F8EAEB"/>
+            <w:shd w:val="clear" w:color="auto" w:fill="FEDD89"/>
             <w:tcMar>
               <w:top w:w="0" w:type="dxa"/>
               <w:bottom w:w="0" w:type="dxa"/>
@@ -3870,7 +3870,7 @@
               <w:left w:val="none" w:sz="0" w:space="0" w:color="000000"/>
               <w:right w:val="none" w:sz="0" w:space="0" w:color="000000"/>
             </w:tcBorders>
-            <w:shd w:val="clear" w:color="auto" w:fill="F4DEE1"/>
+            <w:shd w:val="clear" w:color="auto" w:fill="FED47C"/>
             <w:tcMar>
               <w:top w:w="0" w:type="dxa"/>
               <w:bottom w:w="0" w:type="dxa"/>
@@ -4036,7 +4036,7 @@
               <w:left w:val="none" w:sz="0" w:space="0" w:color="000000"/>
               <w:right w:val="none" w:sz="0" w:space="0" w:color="000000"/>
             </w:tcBorders>
-            <w:shd w:val="clear" w:color="auto" w:fill="EFCFD3"/>
+            <w:shd w:val="clear" w:color="auto" w:fill="FEC86B"/>
             <w:tcMar>
               <w:top w:w="0" w:type="dxa"/>
               <w:bottom w:w="0" w:type="dxa"/>
@@ -4089,7 +4089,7 @@
               <w:left w:val="none" w:sz="0" w:space="0" w:color="000000"/>
               <w:right w:val="none" w:sz="0" w:space="0" w:color="000000"/>
             </w:tcBorders>
-            <w:shd w:val="clear" w:color="auto" w:fill="EDC9CD"/>
+            <w:shd w:val="clear" w:color="auto" w:fill="FEC365"/>
             <w:tcMar>
               <w:top w:w="0" w:type="dxa"/>
               <w:bottom w:w="0" w:type="dxa"/>
@@ -4142,7 +4142,7 @@
               <w:left w:val="none" w:sz="0" w:space="0" w:color="000000"/>
               <w:right w:val="none" w:sz="0" w:space="0" w:color="000000"/>
             </w:tcBorders>
-            <w:shd w:val="clear" w:color="auto" w:fill="F0D3D7"/>
+            <w:shd w:val="clear" w:color="auto" w:fill="FECB70"/>
             <w:tcMar>
               <w:top w:w="0" w:type="dxa"/>
               <w:bottom w:w="0" w:type="dxa"/>
@@ -4195,7 +4195,7 @@
               <w:left w:val="none" w:sz="0" w:space="0" w:color="000000"/>
               <w:right w:val="none" w:sz="0" w:space="0" w:color="000000"/>
             </w:tcBorders>
-            <w:shd w:val="clear" w:color="auto" w:fill="DD9AA2"/>
+            <w:shd w:val="clear" w:color="auto" w:fill="F98D3E"/>
             <w:tcMar>
               <w:top w:w="0" w:type="dxa"/>
               <w:bottom w:w="0" w:type="dxa"/>
@@ -4248,7 +4248,7 @@
               <w:left w:val="none" w:sz="0" w:space="0" w:color="000000"/>
               <w:right w:val="none" w:sz="0" w:space="0" w:color="000000"/>
             </w:tcBorders>
-            <w:shd w:val="clear" w:color="auto" w:fill="E4AFB6"/>
+            <w:shd w:val="clear" w:color="auto" w:fill="FDAE4A"/>
             <w:tcMar>
               <w:top w:w="0" w:type="dxa"/>
               <w:bottom w:w="0" w:type="dxa"/>
@@ -4301,7 +4301,7 @@
               <w:left w:val="none" w:sz="0" w:space="0" w:color="000000"/>
               <w:right w:val="none" w:sz="0" w:space="0" w:color="000000"/>
             </w:tcBorders>
-            <w:shd w:val="clear" w:color="auto" w:fill="EFD1D5"/>
+            <w:shd w:val="clear" w:color="auto" w:fill="FECA6E"/>
             <w:tcMar>
               <w:top w:w="0" w:type="dxa"/>
               <w:bottom w:w="0" w:type="dxa"/>
@@ -4354,7 +4354,7 @@
               <w:left w:val="none" w:sz="0" w:space="0" w:color="000000"/>
               <w:right w:val="none" w:sz="0" w:space="0" w:color="000000"/>
             </w:tcBorders>
-            <w:shd w:val="clear" w:color="auto" w:fill="F9EEEF"/>
+            <w:shd w:val="clear" w:color="auto" w:fill="FEE08D"/>
             <w:tcMar>
               <w:top w:w="0" w:type="dxa"/>
               <w:bottom w:w="0" w:type="dxa"/>
@@ -4407,7 +4407,7 @@
               <w:left w:val="none" w:sz="0" w:space="0" w:color="000000"/>
               <w:right w:val="none" w:sz="0" w:space="0" w:color="000000"/>
             </w:tcBorders>
-            <w:shd w:val="clear" w:color="auto" w:fill="EFCFD3"/>
+            <w:shd w:val="clear" w:color="auto" w:fill="FEC86B"/>
             <w:tcMar>
               <w:top w:w="0" w:type="dxa"/>
               <w:bottom w:w="0" w:type="dxa"/>
@@ -4460,7 +4460,7 @@
               <w:left w:val="none" w:sz="0" w:space="0" w:color="000000"/>
               <w:right w:val="none" w:sz="0" w:space="0" w:color="000000"/>
             </w:tcBorders>
-            <w:shd w:val="clear" w:color="auto" w:fill="EDCBCF"/>
+            <w:shd w:val="clear" w:color="auto" w:fill="FEC567"/>
             <w:tcMar>
               <w:top w:w="0" w:type="dxa"/>
               <w:bottom w:w="0" w:type="dxa"/>
@@ -4513,7 +4513,7 @@
               <w:left w:val="none" w:sz="0" w:space="0" w:color="000000"/>
               <w:right w:val="none" w:sz="0" w:space="0" w:color="000000"/>
             </w:tcBorders>
-            <w:shd w:val="clear" w:color="auto" w:fill="F3DCDF"/>
+            <w:shd w:val="clear" w:color="auto" w:fill="FED27A"/>
             <w:tcMar>
               <w:top w:w="0" w:type="dxa"/>
               <w:bottom w:w="0" w:type="dxa"/>
@@ -4566,7 +4566,7 @@
               <w:left w:val="none" w:sz="0" w:space="0" w:color="000000"/>
               <w:right w:val="none" w:sz="0" w:space="0" w:color="000000"/>
             </w:tcBorders>
-            <w:shd w:val="clear" w:color="auto" w:fill="DE9DA5"/>
+            <w:shd w:val="clear" w:color="auto" w:fill="FA9140"/>
             <w:tcMar>
               <w:top w:w="0" w:type="dxa"/>
               <w:bottom w:w="0" w:type="dxa"/>
@@ -4720,7 +4720,7 @@
               <w:left w:val="none" w:sz="0" w:space="0" w:color="000000"/>
               <w:right w:val="none" w:sz="0" w:space="0" w:color="000000"/>
             </w:tcBorders>
-            <w:shd w:val="clear" w:color="auto" w:fill="F2DADD"/>
+            <w:shd w:val="clear" w:color="auto" w:fill="FED077"/>
             <w:tcMar>
               <w:top w:w="0" w:type="dxa"/>
               <w:bottom w:w="0" w:type="dxa"/>
@@ -4773,7 +4773,7 @@
               <w:left w:val="none" w:sz="0" w:space="0" w:color="000000"/>
               <w:right w:val="none" w:sz="0" w:space="0" w:color="000000"/>
             </w:tcBorders>
-            <w:shd w:val="clear" w:color="auto" w:fill="EECED2"/>
+            <w:shd w:val="clear" w:color="auto" w:fill="FEC76B"/>
             <w:tcMar>
               <w:top w:w="0" w:type="dxa"/>
               <w:bottom w:w="0" w:type="dxa"/>
@@ -4826,7 +4826,7 @@
               <w:left w:val="none" w:sz="0" w:space="0" w:color="000000"/>
               <w:right w:val="none" w:sz="0" w:space="0" w:color="000000"/>
             </w:tcBorders>
-            <w:shd w:val="clear" w:color="auto" w:fill="F6E4E6"/>
+            <w:shd w:val="clear" w:color="auto" w:fill="FED883"/>
             <w:tcMar>
               <w:top w:w="0" w:type="dxa"/>
               <w:bottom w:w="0" w:type="dxa"/>
@@ -4879,7 +4879,7 @@
               <w:left w:val="none" w:sz="0" w:space="0" w:color="000000"/>
               <w:right w:val="none" w:sz="0" w:space="0" w:color="000000"/>
             </w:tcBorders>
-            <w:shd w:val="clear" w:color="auto" w:fill="E9BFC5"/>
+            <w:shd w:val="clear" w:color="auto" w:fill="FEBC5B"/>
             <w:tcMar>
               <w:top w:w="0" w:type="dxa"/>
               <w:bottom w:w="0" w:type="dxa"/>
@@ -4932,7 +4932,7 @@
               <w:left w:val="none" w:sz="0" w:space="0" w:color="000000"/>
               <w:right w:val="none" w:sz="0" w:space="0" w:color="000000"/>
             </w:tcBorders>
-            <w:shd w:val="clear" w:color="auto" w:fill="ECC6CB"/>
+            <w:shd w:val="clear" w:color="auto" w:fill="FEC162"/>
             <w:tcMar>
               <w:top w:w="0" w:type="dxa"/>
               <w:bottom w:w="0" w:type="dxa"/>
@@ -4985,7 +4985,7 @@
               <w:left w:val="none" w:sz="0" w:space="0" w:color="000000"/>
               <w:right w:val="none" w:sz="0" w:space="0" w:color="000000"/>
             </w:tcBorders>
-            <w:shd w:val="clear" w:color="auto" w:fill="F2DADD"/>
+            <w:shd w:val="clear" w:color="auto" w:fill="FED077"/>
             <w:tcMar>
               <w:top w:w="0" w:type="dxa"/>
               <w:bottom w:w="0" w:type="dxa"/>
@@ -5038,7 +5038,7 @@
               <w:left w:val="none" w:sz="0" w:space="0" w:color="000000"/>
               <w:right w:val="none" w:sz="0" w:space="0" w:color="000000"/>
             </w:tcBorders>
-            <w:shd w:val="clear" w:color="auto" w:fill="F9EEEF"/>
+            <w:shd w:val="clear" w:color="auto" w:fill="FEE08D"/>
             <w:tcMar>
               <w:top w:w="0" w:type="dxa"/>
               <w:bottom w:w="0" w:type="dxa"/>
@@ -5091,7 +5091,7 @@
               <w:left w:val="none" w:sz="0" w:space="0" w:color="000000"/>
               <w:right w:val="none" w:sz="0" w:space="0" w:color="000000"/>
             </w:tcBorders>
-            <w:shd w:val="clear" w:color="auto" w:fill="F2DADD"/>
+            <w:shd w:val="clear" w:color="auto" w:fill="FED077"/>
             <w:tcMar>
               <w:top w:w="0" w:type="dxa"/>
               <w:bottom w:w="0" w:type="dxa"/>
@@ -5144,7 +5144,7 @@
               <w:left w:val="none" w:sz="0" w:space="0" w:color="000000"/>
               <w:right w:val="none" w:sz="0" w:space="0" w:color="000000"/>
             </w:tcBorders>
-            <w:shd w:val="clear" w:color="auto" w:fill="F1D7DA"/>
+            <w:shd w:val="clear" w:color="auto" w:fill="FECE75"/>
             <w:tcMar>
               <w:top w:w="0" w:type="dxa"/>
               <w:bottom w:w="0" w:type="dxa"/>
@@ -5197,7 +5197,7 @@
               <w:left w:val="none" w:sz="0" w:space="0" w:color="000000"/>
               <w:right w:val="none" w:sz="0" w:space="0" w:color="000000"/>
             </w:tcBorders>
-            <w:shd w:val="clear" w:color="auto" w:fill="F3DDDF"/>
+            <w:shd w:val="clear" w:color="auto" w:fill="FED37B"/>
             <w:tcMar>
               <w:top w:w="0" w:type="dxa"/>
               <w:bottom w:w="0" w:type="dxa"/>
@@ -5250,7 +5250,7 @@
               <w:left w:val="none" w:sz="0" w:space="0" w:color="000000"/>
               <w:right w:val="none" w:sz="0" w:space="0" w:color="000000"/>
             </w:tcBorders>
-            <w:shd w:val="clear" w:color="auto" w:fill="EECCD0"/>
+            <w:shd w:val="clear" w:color="auto" w:fill="FEC668"/>
             <w:tcMar>
               <w:top w:w="0" w:type="dxa"/>
               <w:bottom w:w="0" w:type="dxa"/>
@@ -5415,7 +5415,7 @@
               <w:left w:val="none" w:sz="0" w:space="0" w:color="000000"/>
               <w:right w:val="none" w:sz="0" w:space="0" w:color="000000"/>
             </w:tcBorders>
-            <w:shd w:val="clear" w:color="auto" w:fill="EDCACE"/>
+            <w:shd w:val="clear" w:color="auto" w:fill="FEC466"/>
             <w:tcMar>
               <w:top w:w="0" w:type="dxa"/>
               <w:bottom w:w="0" w:type="dxa"/>
@@ -5468,7 +5468,7 @@
               <w:left w:val="none" w:sz="0" w:space="0" w:color="000000"/>
               <w:right w:val="none" w:sz="0" w:space="0" w:color="000000"/>
             </w:tcBorders>
-            <w:shd w:val="clear" w:color="auto" w:fill="E5B2B8"/>
+            <w:shd w:val="clear" w:color="auto" w:fill="FEB24C"/>
             <w:tcMar>
               <w:top w:w="0" w:type="dxa"/>
               <w:bottom w:w="0" w:type="dxa"/>
@@ -5521,7 +5521,7 @@
               <w:left w:val="none" w:sz="0" w:space="0" w:color="000000"/>
               <w:right w:val="none" w:sz="0" w:space="0" w:color="000000"/>
             </w:tcBorders>
-            <w:shd w:val="clear" w:color="auto" w:fill="F5E1E4"/>
+            <w:shd w:val="clear" w:color="auto" w:fill="FED680"/>
             <w:tcMar>
               <w:top w:w="0" w:type="dxa"/>
               <w:bottom w:w="0" w:type="dxa"/>
@@ -5574,7 +5574,7 @@
               <w:left w:val="none" w:sz="0" w:space="0" w:color="000000"/>
               <w:right w:val="none" w:sz="0" w:space="0" w:color="000000"/>
             </w:tcBorders>
-            <w:shd w:val="clear" w:color="auto" w:fill="F2D9DC"/>
+            <w:shd w:val="clear" w:color="auto" w:fill="FED076"/>
             <w:tcMar>
               <w:top w:w="0" w:type="dxa"/>
               <w:bottom w:w="0" w:type="dxa"/>
@@ -5627,7 +5627,7 @@
               <w:left w:val="none" w:sz="0" w:space="0" w:color="000000"/>
               <w:right w:val="none" w:sz="0" w:space="0" w:color="000000"/>
             </w:tcBorders>
-            <w:shd w:val="clear" w:color="auto" w:fill="ECC6CB"/>
+            <w:shd w:val="clear" w:color="auto" w:fill="FEC162"/>
             <w:tcMar>
               <w:top w:w="0" w:type="dxa"/>
               <w:bottom w:w="0" w:type="dxa"/>
@@ -5680,7 +5680,7 @@
               <w:left w:val="none" w:sz="0" w:space="0" w:color="000000"/>
               <w:right w:val="none" w:sz="0" w:space="0" w:color="000000"/>
             </w:tcBorders>
-            <w:shd w:val="clear" w:color="auto" w:fill="ECC6CA"/>
+            <w:shd w:val="clear" w:color="auto" w:fill="FEC161"/>
             <w:tcMar>
               <w:top w:w="0" w:type="dxa"/>
               <w:bottom w:w="0" w:type="dxa"/>
@@ -5733,7 +5733,7 @@
               <w:left w:val="none" w:sz="0" w:space="0" w:color="000000"/>
               <w:right w:val="none" w:sz="0" w:space="0" w:color="000000"/>
             </w:tcBorders>
-            <w:shd w:val="clear" w:color="auto" w:fill="EFD0D3"/>
+            <w:shd w:val="clear" w:color="auto" w:fill="FEC96C"/>
             <w:tcMar>
               <w:top w:w="0" w:type="dxa"/>
               <w:bottom w:w="0" w:type="dxa"/>
@@ -5786,7 +5786,7 @@
               <w:left w:val="none" w:sz="0" w:space="0" w:color="000000"/>
               <w:right w:val="none" w:sz="0" w:space="0" w:color="000000"/>
             </w:tcBorders>
-            <w:shd w:val="clear" w:color="auto" w:fill="EECCD1"/>
+            <w:shd w:val="clear" w:color="auto" w:fill="FEC669"/>
             <w:tcMar>
               <w:top w:w="0" w:type="dxa"/>
               <w:bottom w:w="0" w:type="dxa"/>
@@ -5839,7 +5839,7 @@
               <w:left w:val="none" w:sz="0" w:space="0" w:color="000000"/>
               <w:right w:val="none" w:sz="0" w:space="0" w:color="000000"/>
             </w:tcBorders>
-            <w:shd w:val="clear" w:color="auto" w:fill="E7B9BF"/>
+            <w:shd w:val="clear" w:color="auto" w:fill="FEB754"/>
             <w:tcMar>
               <w:top w:w="0" w:type="dxa"/>
               <w:bottom w:w="0" w:type="dxa"/>
@@ -5892,7 +5892,7 @@
               <w:left w:val="none" w:sz="0" w:space="0" w:color="000000"/>
               <w:right w:val="none" w:sz="0" w:space="0" w:color="000000"/>
             </w:tcBorders>
-            <w:shd w:val="clear" w:color="auto" w:fill="EECDD1"/>
+            <w:shd w:val="clear" w:color="auto" w:fill="FEC76A"/>
             <w:tcMar>
               <w:top w:w="0" w:type="dxa"/>
               <w:bottom w:w="0" w:type="dxa"/>
@@ -5945,7 +5945,7 @@
               <w:left w:val="none" w:sz="0" w:space="0" w:color="000000"/>
               <w:right w:val="none" w:sz="0" w:space="0" w:color="000000"/>
             </w:tcBorders>
-            <w:shd w:val="clear" w:color="auto" w:fill="E9BDC2"/>
+            <w:shd w:val="clear" w:color="auto" w:fill="FEBA58"/>
             <w:tcMar>
               <w:top w:w="0" w:type="dxa"/>
               <w:bottom w:w="0" w:type="dxa"/>
@@ -6110,7 +6110,7 @@
               <w:left w:val="none" w:sz="0" w:space="0" w:color="000000"/>
               <w:right w:val="none" w:sz="0" w:space="0" w:color="000000"/>
             </w:tcBorders>
-            <w:shd w:val="clear" w:color="auto" w:fill="EFCFD3"/>
+            <w:shd w:val="clear" w:color="auto" w:fill="FEC86B"/>
             <w:tcMar>
               <w:top w:w="0" w:type="dxa"/>
               <w:bottom w:w="0" w:type="dxa"/>
@@ -6163,7 +6163,7 @@
               <w:left w:val="none" w:sz="0" w:space="0" w:color="000000"/>
               <w:right w:val="none" w:sz="0" w:space="0" w:color="000000"/>
             </w:tcBorders>
-            <w:shd w:val="clear" w:color="auto" w:fill="EDC9CD"/>
+            <w:shd w:val="clear" w:color="auto" w:fill="FEC365"/>
             <w:tcMar>
               <w:top w:w="0" w:type="dxa"/>
               <w:bottom w:w="0" w:type="dxa"/>
@@ -6216,7 +6216,7 @@
               <w:left w:val="none" w:sz="0" w:space="0" w:color="000000"/>
               <w:right w:val="none" w:sz="0" w:space="0" w:color="000000"/>
             </w:tcBorders>
-            <w:shd w:val="clear" w:color="auto" w:fill="F0D3D7"/>
+            <w:shd w:val="clear" w:color="auto" w:fill="FECB70"/>
             <w:tcMar>
               <w:top w:w="0" w:type="dxa"/>
               <w:bottom w:w="0" w:type="dxa"/>
@@ -6269,7 +6269,7 @@
               <w:left w:val="none" w:sz="0" w:space="0" w:color="000000"/>
               <w:right w:val="none" w:sz="0" w:space="0" w:color="000000"/>
             </w:tcBorders>
-            <w:shd w:val="clear" w:color="auto" w:fill="E1A6AD"/>
+            <w:shd w:val="clear" w:color="auto" w:fill="FBA045"/>
             <w:tcMar>
               <w:top w:w="0" w:type="dxa"/>
               <w:bottom w:w="0" w:type="dxa"/>
@@ -6322,7 +6322,7 @@
               <w:left w:val="none" w:sz="0" w:space="0" w:color="000000"/>
               <w:right w:val="none" w:sz="0" w:space="0" w:color="000000"/>
             </w:tcBorders>
-            <w:shd w:val="clear" w:color="auto" w:fill="E6B4BA"/>
+            <w:shd w:val="clear" w:color="auto" w:fill="FEB34E"/>
             <w:tcMar>
               <w:top w:w="0" w:type="dxa"/>
               <w:bottom w:w="0" w:type="dxa"/>
@@ -6375,7 +6375,7 @@
               <w:left w:val="none" w:sz="0" w:space="0" w:color="000000"/>
               <w:right w:val="none" w:sz="0" w:space="0" w:color="000000"/>
             </w:tcBorders>
-            <w:shd w:val="clear" w:color="auto" w:fill="EFD1D5"/>
+            <w:shd w:val="clear" w:color="auto" w:fill="FECA6E"/>
             <w:tcMar>
               <w:top w:w="0" w:type="dxa"/>
               <w:bottom w:w="0" w:type="dxa"/>
@@ -6428,7 +6428,7 @@
               <w:left w:val="none" w:sz="0" w:space="0" w:color="000000"/>
               <w:right w:val="none" w:sz="0" w:space="0" w:color="000000"/>
             </w:tcBorders>
-            <w:shd w:val="clear" w:color="auto" w:fill="F7E7E9"/>
+            <w:shd w:val="clear" w:color="auto" w:fill="FEDB86"/>
             <w:tcMar>
               <w:top w:w="0" w:type="dxa"/>
               <w:bottom w:w="0" w:type="dxa"/>
@@ -6481,7 +6481,7 @@
               <w:left w:val="none" w:sz="0" w:space="0" w:color="000000"/>
               <w:right w:val="none" w:sz="0" w:space="0" w:color="000000"/>
             </w:tcBorders>
-            <w:shd w:val="clear" w:color="auto" w:fill="EECED2"/>
+            <w:shd w:val="clear" w:color="auto" w:fill="FEC76B"/>
             <w:tcMar>
               <w:top w:w="0" w:type="dxa"/>
               <w:bottom w:w="0" w:type="dxa"/>
@@ -6534,7 +6534,7 @@
               <w:left w:val="none" w:sz="0" w:space="0" w:color="000000"/>
               <w:right w:val="none" w:sz="0" w:space="0" w:color="000000"/>
             </w:tcBorders>
-            <w:shd w:val="clear" w:color="auto" w:fill="EFCFD3"/>
+            <w:shd w:val="clear" w:color="auto" w:fill="FEC86B"/>
             <w:tcMar>
               <w:top w:w="0" w:type="dxa"/>
               <w:bottom w:w="0" w:type="dxa"/>
@@ -6587,7 +6587,7 @@
               <w:left w:val="none" w:sz="0" w:space="0" w:color="000000"/>
               <w:right w:val="none" w:sz="0" w:space="0" w:color="000000"/>
             </w:tcBorders>
-            <w:shd w:val="clear" w:color="auto" w:fill="F3DBDE"/>
+            <w:shd w:val="clear" w:color="auto" w:fill="FED179"/>
             <w:tcMar>
               <w:top w:w="0" w:type="dxa"/>
               <w:bottom w:w="0" w:type="dxa"/>
@@ -6640,7 +6640,7 @@
               <w:left w:val="none" w:sz="0" w:space="0" w:color="000000"/>
               <w:right w:val="none" w:sz="0" w:space="0" w:color="000000"/>
             </w:tcBorders>
-            <w:shd w:val="clear" w:color="auto" w:fill="DF9FA7"/>
+            <w:shd w:val="clear" w:color="auto" w:fill="FA9541"/>
             <w:tcMar>
               <w:top w:w="0" w:type="dxa"/>
               <w:bottom w:w="0" w:type="dxa"/>
